--- a/sources/veille/2026-04-16_veille_rbpp_bilan-qualite-essms-2025.docx
+++ b/sources/veille/2026-04-16_veille_rbpp_bilan-qualite-essms-2025.docx
@@ -189,15 +189,18 @@
             </w:tcMar>
           </w:tcPr>
           <w:p>
-            <w:r>
-              <w:rPr>
-                <w:rFonts w:ascii="Calibri" w:cs="Calibri" w:eastAsia="Calibri" w:hAnsi="Calibri"/>
-                <w:color w:val="1F2937"/>
-                <w:sz w:val="20"/>
-                <w:szCs w:val="20"/>
-              </w:rPr>
-              <w:t xml:space="preserve">has-sante.fr/jcms/p_3946562</w:t>
-            </w:r>
+            <w:hyperlink w:history="1" r:id="rIdhas_com2026">
+              <w:r>
+                <w:rPr>
+                  <w:rFonts w:ascii="Calibri" w:cs="Calibri" w:eastAsia="Calibri" w:hAnsi="Calibri"/>
+                  <w:sz w:val="20"/>
+                  <w:szCs w:val="20"/>
+                  <w:color w:val="1155CC"/>
+                  <w:u w:val="single"/>
+                </w:rPr>
+                <w:t xml:space="preserve">has-sante.fr/jcms/p_3946562</w:t>
+              </w:r>
+            </w:hyperlink>
           </w:p>
         </w:tc>
         <w:tc>
@@ -257,15 +260,18 @@
             </w:tcMar>
           </w:tcPr>
           <w:p>
-            <w:r>
-              <w:rPr>
-                <w:rFonts w:ascii="Calibri" w:cs="Calibri" w:eastAsia="Calibri" w:hAnsi="Calibri"/>
-                <w:color w:val="1F2937"/>
-                <w:sz w:val="20"/>
-                <w:szCs w:val="20"/>
-              </w:rPr>
-              <w:t xml:space="preserve">has-sante.fr/jcms/p_3229902</w:t>
-            </w:r>
+            <w:hyperlink w:history="1" r:id="rIdhas_cat2026">
+              <w:r>
+                <w:rPr>
+                  <w:rFonts w:ascii="Calibri" w:cs="Calibri" w:eastAsia="Calibri" w:hAnsi="Calibri"/>
+                  <w:sz w:val="20"/>
+                  <w:szCs w:val="20"/>
+                  <w:color w:val="1155CC"/>
+                  <w:u w:val="single"/>
+                </w:rPr>
+                <w:t xml:space="preserve">has-sante.fr/jcms/p_3229902</w:t>
+              </w:r>
+            </w:hyperlink>
           </w:p>
         </w:tc>
         <w:tc>
@@ -1154,7 +1160,28 @@
           <w:sz w:val="22"/>
           <w:szCs w:val="22"/>
         </w:rPr>
-        <w:t xml:space="preserve">Depuis septembre 2025, les résultats d'évaluation par établissement sont accessibles en open data via Qualiscope (has-sante.fr) et depuis janvier 2026 sur data.gouv.fr. Cette transparence permet aux usagers, familles et partenaires de consulter le niveau de qualité de chaque ESSMS.</w:t>
+        <w:t xml:space="preserve">Depuis septembre 2025, les résultats d'évaluation par établissement sont accessibles en open data via Qualiscope (</w:t>
+      </w:r>
+      <w:hyperlink w:history="1" r:id="rIdhas_com2026">
+        <w:r>
+          <w:rPr>
+            <w:rFonts w:ascii="Calibri" w:cs="Calibri" w:eastAsia="Calibri" w:hAnsi="Calibri"/>
+            <w:sz w:val="22"/>
+            <w:szCs w:val="22"/>
+            <w:color w:val="1155CC"/>
+            <w:u w:val="single"/>
+          </w:rPr>
+          <w:t xml:space="preserve">has-sante.fr</w:t>
+        </w:r>
+      </w:hyperlink>
+      <w:r>
+        <w:rPr>
+          <w:rFonts w:ascii="Calibri" w:cs="Calibri" w:eastAsia="Calibri" w:hAnsi="Calibri"/>
+          <w:color w:val="1F2937"/>
+          <w:sz w:val="22"/>
+          <w:szCs w:val="22"/>
+        </w:rPr>
+        <w:t xml:space="preserve">) et depuis janvier 2026 sur data.gouv.fr. Cette transparence permet aux usagers, familles et partenaires de consulter le niveau de qualité de chaque ESSMS.</w:t>
       </w:r>
     </w:p>
     <w:p>
@@ -1614,8 +1641,20 @@
           <w:sz w:val="22"/>
           <w:szCs w:val="22"/>
         </w:rPr>
-        <w:t xml:space="preserve">[ ] Télécharger le rapport complet Bilan annuel 2025 sur has-sante.fr</w:t>
-      </w:r>
+        <w:t xml:space="preserve">[ ] Télécharger le rapport complet Bilan annuel 2025 sur </w:t>
+      </w:r>
+      <w:hyperlink w:history="1" r:id="rIdhas_com2026">
+        <w:r>
+          <w:rPr>
+            <w:rFonts w:ascii="Calibri" w:cs="Calibri" w:eastAsia="Calibri" w:hAnsi="Calibri"/>
+            <w:sz w:val="22"/>
+            <w:szCs w:val="22"/>
+            <w:color w:val="1155CC"/>
+            <w:u w:val="single"/>
+          </w:rPr>
+          <w:t xml:space="preserve">has-sante.fr</w:t>
+        </w:r>
+      </w:hyperlink>
     </w:p>
     <w:p>
       <w:pPr>
@@ -2098,7 +2137,65 @@
           <w:sz w:val="18"/>
           <w:szCs w:val="18"/>
         </w:rPr>
-        <w:t xml:space="preserve">Produit le 2026-04-16 par pipeline RBPP-HAS | Source : HAS — Bilan annuel qualité ESSMS 2025 | Sources : ✅ has-sante.fr</w:t>
+        <w:t xml:space="preserve">Produit le 2026-04-16 par pipeline RBPP-HAS | Source : HAS — Bilan annuel qualité ESSMS 2025 | Sources : ✅ </w:t>
+      </w:r>
+      <w:hyperlink w:history="1" r:id="rIdhas_com2026">
+        <w:r>
+          <w:rPr>
+            <w:rFonts w:ascii="Calibri" w:cs="Calibri" w:eastAsia="Calibri" w:hAnsi="Calibri"/>
+            <w:i/>
+            <w:iCs/>
+            <w:sz w:val="18"/>
+            <w:szCs w:val="18"/>
+            <w:color w:val="1155CC"/>
+            <w:u w:val="single"/>
+          </w:rPr>
+          <w:t xml:space="preserve">has-sante.fr</w:t>
+        </w:r>
+      </w:hyperlink>
+    </w:p>
+    <w:p>
+      <w:pPr>
+        <w:spacing w:after="120" w:before="320"/>
+      </w:pPr>
+      <w:r>
+        <w:rPr>
+          <w:rFonts w:ascii="Calibri" w:cs="Calibri" w:eastAsia="Calibri" w:hAnsi="Calibri"/>
+          <w:b/>
+          <w:bCs/>
+          <w:color w:val="1B3A6B"/>
+          <w:sz w:val="28"/>
+          <w:szCs w:val="28"/>
+        </w:rPr>
+        <w:t xml:space="preserve">📝 Journal des corrections — 12 septembre 2026</w:t>
+      </w:r>
+    </w:p>
+    <w:p>
+      <w:pPr>
+        <w:spacing w:after="80"/>
+      </w:pPr>
+      <w:r>
+        <w:rPr>
+          <w:rFonts w:ascii="Calibri" w:cs="Calibri" w:eastAsia="Calibri" w:hAnsi="Calibri"/>
+          <w:color w:val="1F2937"/>
+          <w:sz w:val="22"/>
+          <w:szCs w:val="22"/>
+        </w:rPr>
+        <w:t xml:space="preserve">Note produite le 16/04/2026, relue le 12/09/2026 au cours d'un contrôle d'attribution des 221 documents du dépôt (règle ⑭ : une page ou un site nommé comme source doit être lié). Contenu inchangé.</w:t>
+      </w:r>
+    </w:p>
+    <w:p>
+      <w:pPr>
+        <w:spacing w:after="80"/>
+      </w:pPr>
+      <w:r>
+        <w:rPr>
+          <w:rFonts w:ascii="Calibri" w:cs="Calibri" w:eastAsia="Calibri" w:hAnsi="Calibri"/>
+          <w:color w:val="1F2937"/>
+          <w:sz w:val="22"/>
+          <w:szCs w:val="22"/>
+        </w:rPr>
+        <w:t xml:space="preserve">Chemins et sites nommés sans lien cliquable, chacun lié le 12/09/2026 à la page qu'il désigne, testée à 200 dans un navigateur (Légifrance : 403 pour l'agent du job, lisible dans un navigateur) : has-sante.fr/jcms/p_3946562 → www.has-sante.fr/jcms/p_3946562 (1) ; has-sante.fr/jcms/p_3229902 → www.has-sante.fr/jcms/p_3229902 (1) ; has-sante.fr → www.has-sante.fr/jcms/p_3946562 (3).</w:t>
       </w:r>
     </w:p>
     <w:sectPr>
